--- a/BLOCO_4__CONCLUSAO__REVISADO_25_07_26.docx
+++ b/BLOCO_4__CONCLUSAO__REVISADO_25_07_26.docx
@@ -14,33 +14,33 @@
           <w:sz w:val="30"/>
           <w:szCs w:val="30"/>
         </w:rPr>
-        <w:t xml:space="preserve">BLOCO 4 — CONCLUSÃO — O QUE PRECISA ENTRAR NO CUIDADO — VERSÃO REVISADA (25/07/2026)</w:t>
-      </w:r>
-    </w:p>
-    <w:p>
-      <w:pPr>
-        <w:spacing w:after="160"/>
-      </w:pPr>
-      <w:r>
-        <w:rPr>
-          <w:rFonts w:ascii="Calibri" w:cs="Calibri" w:eastAsia="Calibri" w:hAnsi="Calibri"/>
-          <w:sz w:val="24"/>
-          <w:szCs w:val="24"/>
-        </w:rPr>
-        <w:t xml:space="preserve">Para concluir, eu quero voltar ao rapaz de 19 anos que apresentei no início.</w:t>
-      </w:r>
-    </w:p>
-    <w:p>
-      <w:pPr>
-        <w:spacing w:after="160"/>
-      </w:pPr>
-      <w:r>
-        <w:rPr>
-          <w:rFonts w:ascii="Calibri" w:cs="Calibri" w:eastAsia="Calibri" w:hAnsi="Calibri"/>
-          <w:sz w:val="24"/>
-          <w:szCs w:val="24"/>
-        </w:rPr>
-        <w:t xml:space="preserve">Ele passava horas rolando o feed, já não gostava do que via e percebia os prejuízos. Mesmo assim, quando fechava o aplicativo, em poucos segundos estava ali novamente.</w:t>
+        <w:t xml:space="preserve">BLOCO 4 — CONCLUSÃO — O QUE PRECISA ENTRAR NO CUIDADO — 25/07/2026</w:t>
+      </w:r>
+    </w:p>
+    <w:p>
+      <w:pPr>
+        <w:spacing w:after="160"/>
+      </w:pPr>
+      <w:r>
+        <w:rPr>
+          <w:rFonts w:ascii="Calibri" w:cs="Calibri" w:eastAsia="Calibri" w:hAnsi="Calibri"/>
+          <w:sz w:val="24"/>
+          <w:szCs w:val="24"/>
+        </w:rPr>
+        <w:t xml:space="preserve">Para concluir, eu quero voltar ao rapaz de 19 anos do início da palestra.</w:t>
+      </w:r>
+    </w:p>
+    <w:p>
+      <w:pPr>
+        <w:spacing w:after="160"/>
+      </w:pPr>
+      <w:r>
+        <w:rPr>
+          <w:rFonts w:ascii="Calibri" w:cs="Calibri" w:eastAsia="Calibri" w:hAnsi="Calibri"/>
+          <w:sz w:val="24"/>
+          <w:szCs w:val="24"/>
+        </w:rPr>
+        <w:t xml:space="preserve">Ele percebia os prejuízos, já não gostava do que via — e, segundos depois de fechar o aplicativo, estava ali de novo.</w:t>
       </w:r>
     </w:p>
     <w:p>
@@ -192,7 +192,7 @@
           <w:sz w:val="24"/>
           <w:szCs w:val="24"/>
         </w:rPr>
-        <w:t xml:space="preserve">Por isso, diante de um comportamento repetitivo, difícil de interromper e associado a prejuízos — envolva ele uma substância ou não — eu gostaria que vocês levassem quatro perguntas.</w:t>
+        <w:t xml:space="preserve">Por isso, diante de um comportamento repetitivo, difícil de interromper e associado a prejuízos — envolva ou não uma substância — eu gostaria que vocês levassem quatro perguntas.</w:t>
       </w:r>
     </w:p>
     <w:p>
@@ -231,7 +231,7 @@
           <w:sz w:val="24"/>
           <w:szCs w:val="24"/>
         </w:rPr>
-        <w:t xml:space="preserve">Pode ser um dia estressante, uma rejeição, uma discussão, a chegada em casa ou simplesmente o celular já estar na mão.</w:t>
+        <w:t xml:space="preserve">Um dia estressante, uma rejeição, a chegada em casa — ou simplesmente o celular já estar na mão.</w:t>
       </w:r>
     </w:p>
     <w:p>
@@ -276,14 +276,17 @@
     <w:p>
       <w:pPr>
         <w:spacing w:after="160"/>
-      </w:pPr>
-      <w:r>
-        <w:rPr>
-          <w:rFonts w:ascii="Calibri" w:cs="Calibri" w:eastAsia="Calibri" w:hAnsi="Calibri"/>
-          <w:sz w:val="24"/>
-          <w:szCs w:val="24"/>
-        </w:rPr>
-        <w:t xml:space="preserve">E vocês já sabem: consequências imediatas como essas fortalecem a resposta — e, quanto mais fortalecida, mais rápida e acessível ela se torna.</w:t>
+        <w:ind w:left="480"/>
+      </w:pPr>
+      <w:r>
+        <w:rPr>
+          <w:rFonts w:ascii="Calibri" w:cs="Calibri" w:eastAsia="Calibri" w:hAnsi="Calibri"/>
+          <w:i/>
+          <w:iCs/>
+          <w:sz w:val="24"/>
+          <w:szCs w:val="24"/>
+        </w:rPr>
+        <w:t xml:space="preserve">uando uma resposta oferece algo desejável ou afasta temporariamente algo aversivo, aumenta a probabilidade de ser repetida. E, com o tempo, ela pode se tornar uma saída cada vez mais rápida e disponível.</w:t>
       </w:r>
     </w:p>
     <w:p>
@@ -312,59 +315,33 @@
           <w:sz w:val="24"/>
           <w:szCs w:val="24"/>
         </w:rPr>
-        <w:t xml:space="preserve">Para tornar isso concreto, eu quero trazer um último caso. Vou chamá-lo de Rafael.</w:t>
-      </w:r>
-    </w:p>
-    <w:p>
-      <w:pPr>
-        <w:spacing w:after="160"/>
-      </w:pPr>
-      <w:r>
-        <w:rPr>
-          <w:rFonts w:ascii="Calibri" w:cs="Calibri" w:eastAsia="Calibri" w:hAnsi="Calibri"/>
-          <w:sz w:val="24"/>
-          <w:szCs w:val="24"/>
-        </w:rPr>
-        <w:t xml:space="preserve">Rafael apresentava um padrão problemático de consumo de álcool.</w:t>
-      </w:r>
-    </w:p>
-    <w:p>
-      <w:pPr>
-        <w:spacing w:after="160"/>
-      </w:pPr>
-      <w:r>
-        <w:rPr>
-          <w:rFonts w:ascii="Calibri" w:cs="Calibri" w:eastAsia="Calibri" w:hAnsi="Calibri"/>
-          <w:sz w:val="24"/>
-          <w:szCs w:val="24"/>
-        </w:rPr>
-        <w:t xml:space="preserve">Ele conhecia os prejuízos e queria reduzir, mas continuava bebendo.</w:t>
-      </w:r>
-    </w:p>
-    <w:p>
-      <w:pPr>
-        <w:spacing w:after="160"/>
-      </w:pPr>
-      <w:r>
-        <w:rPr>
-          <w:rFonts w:ascii="Calibri" w:cs="Calibri" w:eastAsia="Calibri" w:hAnsi="Calibri"/>
-          <w:sz w:val="24"/>
-          <w:szCs w:val="24"/>
-        </w:rPr>
-        <w:t xml:space="preserve">Durante o acompanhamento, começou a observar mais detalhadamente o que acontecia antes de cada episódio.</w:t>
-      </w:r>
-    </w:p>
-    <w:p>
-      <w:pPr>
-        <w:spacing w:after="160"/>
-      </w:pPr>
-      <w:r>
-        <w:rPr>
-          <w:rFonts w:ascii="Calibri" w:cs="Calibri" w:eastAsia="Calibri" w:hAnsi="Calibri"/>
-          <w:sz w:val="24"/>
-          <w:szCs w:val="24"/>
-        </w:rPr>
-        <w:t xml:space="preserve">Até que disse:</w:t>
+        <w:t xml:space="preserve">É aqui que a história de Rafael torna essa ideia concreta.</w:t>
+      </w:r>
+    </w:p>
+    <w:p>
+      <w:pPr>
+        <w:spacing w:after="160"/>
+      </w:pPr>
+      <w:r>
+        <w:rPr>
+          <w:rFonts w:ascii="Calibri" w:cs="Calibri" w:eastAsia="Calibri" w:hAnsi="Calibri"/>
+          <w:sz w:val="24"/>
+          <w:szCs w:val="24"/>
+        </w:rPr>
+        <w:t xml:space="preserve">Rafael tinha um padrão problemático de consumo de álcool. Conhecia os prejuízos, queria reduzir, mas continuava bebendo.</w:t>
+      </w:r>
+    </w:p>
+    <w:p>
+      <w:pPr>
+        <w:spacing w:after="160"/>
+      </w:pPr>
+      <w:r>
+        <w:rPr>
+          <w:rFonts w:ascii="Calibri" w:cs="Calibri" w:eastAsia="Calibri" w:hAnsi="Calibri"/>
+          <w:sz w:val="24"/>
+          <w:szCs w:val="24"/>
+        </w:rPr>
+        <w:t xml:space="preserve">Durante o acompanhamento, começou a observar o que acontecia antes de cada episódio. Até que disse:</w:t>
       </w:r>
     </w:p>
     <w:p>
@@ -532,7 +509,7 @@
           <w:sz w:val="24"/>
           <w:szCs w:val="24"/>
         </w:rPr>
-        <w:t xml:space="preserve">Compreender a função não significa minimizar os prejuízos.</w:t>
+        <w:t xml:space="preserve">Compreender a função nunca significa minimizar os prejuízos.</w:t>
       </w:r>
     </w:p>
     <w:p>
@@ -642,7 +619,7 @@
           <w:sz w:val="24"/>
           <w:szCs w:val="24"/>
         </w:rPr>
-        <w:t xml:space="preserve">É aqui que o tratamento precisa ir além de dizer “pare” — e também além de apenas retirar o comportamento.</w:t>
+        <w:t xml:space="preserve">E é aqui que o tratamento precisa ir além de dizer “pare”.</w:t>
       </w:r>
     </w:p>
     <w:p>
@@ -697,7 +674,7 @@
           <w:sz w:val="24"/>
           <w:szCs w:val="24"/>
         </w:rPr>
-        <w:t xml:space="preserve">Novas respostas precisam ser praticadas, fortalecidas e se tornar disponíveis justamente quando a pessoa mais precisa delas.</w:t>
+        <w:t xml:space="preserve">Novas respostas precisam ser praticadas e fortalecidas para estarem disponíveis justamente quando a pessoa mais precisa delas.</w:t>
       </w:r>
     </w:p>
     <w:p>
@@ -807,20 +784,20 @@
           <w:sz w:val="24"/>
           <w:szCs w:val="24"/>
         </w:rPr>
-        <w:t xml:space="preserve">diante de um comportamento aditivo, não observem apenas quanto a pessoa usa ou como fazê-la parar.</w:t>
-      </w:r>
-    </w:p>
-    <w:p>
-      <w:pPr>
-        <w:spacing w:after="160"/>
-      </w:pPr>
-      <w:r>
-        <w:rPr>
-          <w:rFonts w:ascii="Calibri" w:cs="Calibri" w:eastAsia="Calibri" w:hAnsi="Calibri"/>
-          <w:sz w:val="24"/>
-          <w:szCs w:val="24"/>
-        </w:rPr>
-        <w:t xml:space="preserve">Procurem compreender o que acontece antes, o que esse comportamento oferece ou afasta, quais prejuízos produz e o que precisará ser construído para que outra resposta se torne realmente possível.</w:t>
+        <w:t xml:space="preserve">diante de um comportamento difícil de interromper, não observem apenas quanto a pessoa usa ou como fazê-la parar.</w:t>
+      </w:r>
+    </w:p>
+    <w:p>
+      <w:pPr>
+        <w:spacing w:after="160"/>
+      </w:pPr>
+      <w:r>
+        <w:rPr>
+          <w:rFonts w:ascii="Calibri" w:cs="Calibri" w:eastAsia="Calibri" w:hAnsi="Calibri"/>
+          <w:sz w:val="24"/>
+          <w:szCs w:val="24"/>
+        </w:rPr>
+        <w:t xml:space="preserve">Procurem compreender o que acontece antes, o que ele oferece ou afasta, quais prejuízos produz e o que precisará ser construído para que outra resposta se torne possível.</w:t>
       </w:r>
     </w:p>
     <w:p>
@@ -849,20 +826,20 @@
           <w:sz w:val="24"/>
           <w:szCs w:val="24"/>
         </w:rPr>
-        <w:t xml:space="preserve">Porque o comportamento que vemos pode ser apenas a ponta do iceberg.</w:t>
-      </w:r>
-    </w:p>
-    <w:p>
-      <w:pPr>
-        <w:spacing w:after="160"/>
-      </w:pPr>
-      <w:r>
-        <w:rPr>
-          <w:rFonts w:ascii="Calibri" w:cs="Calibri" w:eastAsia="Calibri" w:hAnsi="Calibri"/>
-          <w:sz w:val="24"/>
-          <w:szCs w:val="24"/>
-        </w:rPr>
-        <w:t xml:space="preserve">Por baixo dele, podem existir uma história de reforçamento, sofrimento, necessidades não atendidas e recursos que ainda não foram construídos.</w:t>
+        <w:t xml:space="preserve">Porque o comportamento que vemos não conta sozinho a história inteira.</w:t>
+      </w:r>
+    </w:p>
+    <w:p>
+      <w:pPr>
+        <w:spacing w:after="160"/>
+      </w:pPr>
+      <w:r>
+        <w:rPr>
+          <w:rFonts w:ascii="Calibri" w:cs="Calibri" w:eastAsia="Calibri" w:hAnsi="Calibri"/>
+          <w:sz w:val="24"/>
+          <w:szCs w:val="24"/>
+        </w:rPr>
+        <w:t xml:space="preserve">Por trás dele, podem existir uma história de reforçamento, sofrimento, necessidades não atendidas e recursos que ainda não foram construídos.</w:t>
       </w:r>
     </w:p>
     <w:p>

--- a/BLOCO_4__CONCLUSAO__REVISADO_25_07_26.docx
+++ b/BLOCO_4__CONCLUSAO__REVISADO_25_07_26.docx
@@ -14,12 +14,12 @@
           <w:sz w:val="30"/>
           <w:szCs w:val="30"/>
         </w:rPr>
-        <w:t xml:space="preserve">BLOCO 4 — CONCLUSÃO — O QUE PRECISA ENTRAR NO CUIDADO — 25/07/2026</w:t>
-      </w:r>
-    </w:p>
-    <w:p>
-      <w:pPr>
-        <w:spacing w:after="160"/>
+        <w:t xml:space="preserve">BLOCO 4 — CONCLUSÃO: O QUE PRECISA ENTRAR NO CUIDADO</w:t>
+      </w:r>
+    </w:p>
+    <w:p>
+      <w:pPr>
+        <w:spacing w:after="140"/>
       </w:pPr>
       <w:r>
         <w:rPr>
@@ -32,7 +32,7 @@
     </w:p>
     <w:p>
       <w:pPr>
-        <w:spacing w:after="160"/>
+        <w:spacing w:after="140"/>
       </w:pPr>
       <w:r>
         <w:rPr>
@@ -45,7 +45,7 @@
     </w:p>
     <w:p>
       <w:pPr>
-        <w:spacing w:after="160"/>
+        <w:spacing w:after="140"/>
       </w:pPr>
       <w:r>
         <w:rPr>
@@ -58,7 +58,8 @@
     </w:p>
     <w:p>
       <w:pPr>
-        <w:spacing w:after="160"/>
+        <w:keepNext/>
+        <w:spacing w:after="140"/>
         <w:ind w:left="480"/>
       </w:pPr>
       <w:r>
@@ -90,7 +91,7 @@
     </w:p>
     <w:p>
       <w:pPr>
-        <w:spacing w:after="160"/>
+        <w:spacing w:after="140"/>
       </w:pPr>
       <w:r>
         <w:rPr>
@@ -103,7 +104,7 @@
     </w:p>
     <w:p>
       <w:pPr>
-        <w:spacing w:after="160"/>
+        <w:spacing w:after="140"/>
       </w:pPr>
       <w:r>
         <w:rPr>
@@ -116,20 +117,20 @@
     </w:p>
     <w:p>
       <w:pPr>
-        <w:spacing w:after="160"/>
-      </w:pPr>
-      <w:r>
-        <w:rPr>
-          <w:rFonts w:ascii="Calibri" w:cs="Calibri" w:eastAsia="Calibri" w:hAnsi="Calibri"/>
-          <w:sz w:val="24"/>
-          <w:szCs w:val="24"/>
-        </w:rPr>
-        <w:t xml:space="preserve">Hoje, o uso problemático de redes sociais ainda não possui uma categoria diagnóstica específica formalmente reconhecida.</w:t>
-      </w:r>
-    </w:p>
-    <w:p>
-      <w:pPr>
-        <w:spacing w:after="160"/>
+        <w:spacing w:after="140"/>
+      </w:pPr>
+      <w:r>
+        <w:rPr>
+          <w:rFonts w:ascii="Calibri" w:cs="Calibri" w:eastAsia="Calibri" w:hAnsi="Calibri"/>
+          <w:sz w:val="24"/>
+          <w:szCs w:val="24"/>
+        </w:rPr>
+        <w:t xml:space="preserve">Hoje, o uso problemático de redes sociais ainda não possui uma categoria diagnóstica específica própria no DSM-5-TR nem na CID-11.</w:t>
+      </w:r>
+    </w:p>
+    <w:p>
+      <w:pPr>
+        <w:spacing w:after="140"/>
       </w:pPr>
       <w:r>
         <w:rPr>
@@ -142,7 +143,7 @@
     </w:p>
     <w:p>
       <w:pPr>
-        <w:spacing w:after="160"/>
+        <w:spacing w:after="140"/>
       </w:pPr>
       <w:r>
         <w:rPr>
@@ -155,7 +156,7 @@
     </w:p>
     <w:p>
       <w:pPr>
-        <w:spacing w:after="160"/>
+        <w:spacing w:after="140"/>
       </w:pPr>
       <w:r>
         <w:rPr>
@@ -184,7 +185,7 @@
     </w:p>
     <w:p>
       <w:pPr>
-        <w:spacing w:after="160"/>
+        <w:spacing w:after="140"/>
       </w:pPr>
       <w:r>
         <w:rPr>
@@ -197,7 +198,7 @@
     </w:p>
     <w:p>
       <w:pPr>
-        <w:spacing w:after="160"/>
+        <w:spacing w:after="140"/>
       </w:pPr>
       <w:r>
         <w:rPr>
@@ -210,7 +211,7 @@
     </w:p>
     <w:p>
       <w:pPr>
-        <w:spacing w:after="160"/>
+        <w:spacing w:after="140"/>
       </w:pPr>
       <w:r>
         <w:rPr>
@@ -223,7 +224,7 @@
     </w:p>
     <w:p>
       <w:pPr>
-        <w:spacing w:after="160"/>
+        <w:spacing w:after="140"/>
       </w:pPr>
       <w:r>
         <w:rPr>
@@ -236,7 +237,7 @@
     </w:p>
     <w:p>
       <w:pPr>
-        <w:spacing w:after="160"/>
+        <w:spacing w:after="140"/>
       </w:pPr>
       <w:r>
         <w:rPr>
@@ -249,7 +250,7 @@
     </w:p>
     <w:p>
       <w:pPr>
-        <w:spacing w:after="160"/>
+        <w:spacing w:after="140"/>
       </w:pPr>
       <w:r>
         <w:rPr>
@@ -262,7 +263,7 @@
     </w:p>
     <w:p>
       <w:pPr>
-        <w:spacing w:after="160"/>
+        <w:spacing w:after="140"/>
       </w:pPr>
       <w:r>
         <w:rPr>
@@ -275,18 +276,15 @@
     </w:p>
     <w:p>
       <w:pPr>
-        <w:spacing w:after="160"/>
-        <w:ind w:left="480"/>
-      </w:pPr>
-      <w:r>
-        <w:rPr>
-          <w:rFonts w:ascii="Calibri" w:cs="Calibri" w:eastAsia="Calibri" w:hAnsi="Calibri"/>
-          <w:i/>
-          <w:iCs/>
-          <w:sz w:val="24"/>
-          <w:szCs w:val="24"/>
-        </w:rPr>
-        <w:t xml:space="preserve">uando uma resposta oferece algo desejável ou afasta temporariamente algo aversivo, aumenta a probabilidade de ser repetida. E, com o tempo, ela pode se tornar uma saída cada vez mais rápida e disponível.</w:t>
+        <w:spacing w:after="140"/>
+      </w:pPr>
+      <w:r>
+        <w:rPr>
+          <w:rFonts w:ascii="Calibri" w:cs="Calibri" w:eastAsia="Calibri" w:hAnsi="Calibri"/>
+          <w:sz w:val="24"/>
+          <w:szCs w:val="24"/>
+        </w:rPr>
+        <w:t xml:space="preserve">Quando uma resposta oferece algo desejável ou afasta temporariamente algo aversivo, a probabilidade de ela ser repetida aumenta. Com o tempo, essa resposta pode se tornar uma saída cada vez mais rápida e disponível.</w:t>
       </w:r>
     </w:p>
     <w:p>
@@ -307,7 +305,7 @@
     </w:p>
     <w:p>
       <w:pPr>
-        <w:spacing w:after="160"/>
+        <w:spacing w:after="140"/>
       </w:pPr>
       <w:r>
         <w:rPr>
@@ -320,7 +318,7 @@
     </w:p>
     <w:p>
       <w:pPr>
-        <w:spacing w:after="160"/>
+        <w:spacing w:after="140"/>
       </w:pPr>
       <w:r>
         <w:rPr>
@@ -333,7 +331,7 @@
     </w:p>
     <w:p>
       <w:pPr>
-        <w:spacing w:after="160"/>
+        <w:spacing w:after="140"/>
       </w:pPr>
       <w:r>
         <w:rPr>
@@ -346,7 +344,8 @@
     </w:p>
     <w:p>
       <w:pPr>
-        <w:spacing w:after="160"/>
+        <w:keepNext/>
+        <w:spacing w:after="140"/>
         <w:ind w:left="480"/>
       </w:pPr>
       <w:r>
@@ -378,7 +377,7 @@
     </w:p>
     <w:p>
       <w:pPr>
-        <w:spacing w:after="160"/>
+        <w:spacing w:after="140"/>
       </w:pPr>
       <w:r>
         <w:rPr>
@@ -391,7 +390,7 @@
     </w:p>
     <w:p>
       <w:pPr>
-        <w:spacing w:after="160"/>
+        <w:spacing w:after="140"/>
       </w:pPr>
       <w:r>
         <w:rPr>
@@ -404,7 +403,7 @@
     </w:p>
     <w:p>
       <w:pPr>
-        <w:spacing w:after="160"/>
+        <w:spacing w:after="140"/>
       </w:pPr>
       <w:r>
         <w:rPr>
@@ -417,7 +416,7 @@
     </w:p>
     <w:p>
       <w:pPr>
-        <w:spacing w:after="160"/>
+        <w:spacing w:after="140"/>
       </w:pPr>
       <w:r>
         <w:rPr>
@@ -430,7 +429,7 @@
     </w:p>
     <w:p>
       <w:pPr>
-        <w:spacing w:after="160"/>
+        <w:spacing w:after="140"/>
       </w:pPr>
       <w:r>
         <w:rPr>
@@ -459,7 +458,7 @@
     </w:p>
     <w:p>
       <w:pPr>
-        <w:spacing w:after="160"/>
+        <w:spacing w:after="140"/>
       </w:pPr>
       <w:r>
         <w:rPr>
@@ -472,23 +471,20 @@
     </w:p>
     <w:p>
       <w:pPr>
-        <w:spacing w:after="160"/>
-        <w:ind w:left="480"/>
-      </w:pPr>
-      <w:r>
-        <w:rPr>
-          <w:rFonts w:ascii="Calibri" w:cs="Calibri" w:eastAsia="Calibri" w:hAnsi="Calibri"/>
-          <w:i/>
-          <w:iCs/>
-          <w:sz w:val="24"/>
-          <w:szCs w:val="24"/>
-        </w:rPr>
-        <w:t xml:space="preserve">uais prejuízos esse comportamento está produzindo?</w:t>
-      </w:r>
-    </w:p>
-    <w:p>
-      <w:pPr>
-        <w:spacing w:after="160"/>
+        <w:spacing w:after="140"/>
+      </w:pPr>
+      <w:r>
+        <w:rPr>
+          <w:rFonts w:ascii="Calibri" w:cs="Calibri" w:eastAsia="Calibri" w:hAnsi="Calibri"/>
+          <w:sz w:val="24"/>
+          <w:szCs w:val="24"/>
+        </w:rPr>
+        <w:t xml:space="preserve">Quais prejuízos esse comportamento está produzindo?</w:t>
+      </w:r>
+    </w:p>
+    <w:p>
+      <w:pPr>
+        <w:spacing w:after="140"/>
       </w:pPr>
       <w:r>
         <w:rPr>
@@ -501,7 +497,7 @@
     </w:p>
     <w:p>
       <w:pPr>
-        <w:spacing w:after="160"/>
+        <w:spacing w:after="140"/>
       </w:pPr>
       <w:r>
         <w:rPr>
@@ -514,7 +510,7 @@
     </w:p>
     <w:p>
       <w:pPr>
-        <w:spacing w:after="160"/>
+        <w:spacing w:after="140"/>
       </w:pPr>
       <w:r>
         <w:rPr>
@@ -543,7 +539,7 @@
     </w:p>
     <w:p>
       <w:pPr>
-        <w:spacing w:after="160"/>
+        <w:spacing w:after="140"/>
       </w:pPr>
       <w:r>
         <w:rPr>
@@ -556,7 +552,7 @@
     </w:p>
     <w:p>
       <w:pPr>
-        <w:spacing w:after="160"/>
+        <w:spacing w:after="140"/>
       </w:pPr>
       <w:r>
         <w:rPr>
@@ -569,7 +565,7 @@
     </w:p>
     <w:p>
       <w:pPr>
-        <w:spacing w:after="160"/>
+        <w:spacing w:after="140"/>
       </w:pPr>
       <w:r>
         <w:rPr>
@@ -582,7 +578,20 @@
     </w:p>
     <w:p>
       <w:pPr>
-        <w:spacing w:after="160"/>
+        <w:spacing w:after="140"/>
+      </w:pPr>
+      <w:r>
+        <w:rPr>
+          <w:rFonts w:ascii="Calibri" w:cs="Calibri" w:eastAsia="Calibri" w:hAnsi="Calibri"/>
+          <w:sz w:val="24"/>
+          <w:szCs w:val="24"/>
+        </w:rPr>
+        <w:t xml:space="preserve">Como ele poderá reconhecer o que sente, comunicar que precisa de presença e buscar apoio?</w:t>
+      </w:r>
+    </w:p>
+    <w:p>
+      <w:pPr>
+        <w:spacing w:after="140"/>
       </w:pPr>
       <w:r>
         <w:rPr>
@@ -611,7 +620,7 @@
     </w:p>
     <w:p>
       <w:pPr>
-        <w:spacing w:after="160"/>
+        <w:spacing w:after="140"/>
       </w:pPr>
       <w:r>
         <w:rPr>
@@ -624,23 +633,20 @@
     </w:p>
     <w:p>
       <w:pPr>
-        <w:spacing w:after="160"/>
-        <w:ind w:left="480"/>
-      </w:pPr>
-      <w:r>
-        <w:rPr>
-          <w:rFonts w:ascii="Calibri" w:cs="Calibri" w:eastAsia="Calibri" w:hAnsi="Calibri"/>
-          <w:i/>
-          <w:iCs/>
-          <w:sz w:val="24"/>
-          <w:szCs w:val="24"/>
-        </w:rPr>
-        <w:t xml:space="preserve">uando indicada, a medicação pode ser fundamental para reduzir sintomas, manejar riscos e criar condições para o cuidado.</w:t>
-      </w:r>
-    </w:p>
-    <w:p>
-      <w:pPr>
-        <w:spacing w:after="160"/>
+        <w:spacing w:after="140"/>
+      </w:pPr>
+      <w:r>
+        <w:rPr>
+          <w:rFonts w:ascii="Calibri" w:cs="Calibri" w:eastAsia="Calibri" w:hAnsi="Calibri"/>
+          <w:sz w:val="24"/>
+          <w:szCs w:val="24"/>
+        </w:rPr>
+        <w:t xml:space="preserve">Quando indicada, a medicação pode ser fundamental para reduzir sintomas, manejar riscos e criar condições para o cuidado.</w:t>
+      </w:r>
+    </w:p>
+    <w:p>
+      <w:pPr>
+        <w:spacing w:after="140"/>
       </w:pPr>
       <w:r>
         <w:rPr>
@@ -653,7 +659,7 @@
     </w:p>
     <w:p>
       <w:pPr>
-        <w:spacing w:after="160"/>
+        <w:spacing w:after="140"/>
       </w:pPr>
       <w:r>
         <w:rPr>
@@ -666,7 +672,7 @@
     </w:p>
     <w:p>
       <w:pPr>
-        <w:spacing w:after="160"/>
+        <w:spacing w:after="140"/>
       </w:pPr>
       <w:r>
         <w:rPr>
@@ -695,7 +701,7 @@
     </w:p>
     <w:p>
       <w:pPr>
-        <w:spacing w:after="160"/>
+        <w:spacing w:after="140"/>
       </w:pPr>
       <w:r>
         <w:rPr>
@@ -708,7 +714,7 @@
     </w:p>
     <w:p>
       <w:pPr>
-        <w:spacing w:after="160"/>
+        <w:spacing w:after="140"/>
       </w:pPr>
       <w:r>
         <w:rPr>
@@ -721,7 +727,7 @@
     </w:p>
     <w:p>
       <w:pPr>
-        <w:spacing w:after="160"/>
+        <w:spacing w:after="140"/>
       </w:pPr>
       <w:r>
         <w:rPr>
@@ -734,7 +740,7 @@
     </w:p>
     <w:p>
       <w:pPr>
-        <w:spacing w:after="160"/>
+        <w:spacing w:after="140"/>
       </w:pPr>
       <w:r>
         <w:rPr>
@@ -763,7 +769,7 @@
     </w:p>
     <w:p>
       <w:pPr>
-        <w:spacing w:after="160"/>
+        <w:spacing w:after="140"/>
       </w:pPr>
       <w:r>
         <w:rPr>
@@ -776,28 +782,28 @@
     </w:p>
     <w:p>
       <w:pPr>
-        <w:spacing w:after="160"/>
-      </w:pPr>
-      <w:r>
-        <w:rPr>
-          <w:rFonts w:ascii="Calibri" w:cs="Calibri" w:eastAsia="Calibri" w:hAnsi="Calibri"/>
-          <w:sz w:val="24"/>
-          <w:szCs w:val="24"/>
-        </w:rPr>
-        <w:t xml:space="preserve">diante de um comportamento difícil de interromper, não observem apenas quanto a pessoa usa ou como fazê-la parar.</w:t>
-      </w:r>
-    </w:p>
-    <w:p>
-      <w:pPr>
-        <w:spacing w:after="160"/>
-      </w:pPr>
-      <w:r>
-        <w:rPr>
-          <w:rFonts w:ascii="Calibri" w:cs="Calibri" w:eastAsia="Calibri" w:hAnsi="Calibri"/>
-          <w:sz w:val="24"/>
-          <w:szCs w:val="24"/>
-        </w:rPr>
-        <w:t xml:space="preserve">Procurem compreender o que acontece antes, o que ele oferece ou afasta, quais prejuízos produz e o que precisará ser construído para que outra resposta se torne possível.</w:t>
+        <w:spacing w:after="140"/>
+      </w:pPr>
+      <w:r>
+        <w:rPr>
+          <w:rFonts w:ascii="Calibri" w:cs="Calibri" w:eastAsia="Calibri" w:hAnsi="Calibri"/>
+          <w:sz w:val="24"/>
+          <w:szCs w:val="24"/>
+        </w:rPr>
+        <w:t xml:space="preserve">diante de um comportamento repetitivo, difícil de interromper e associado a prejuízos, não observem apenas quanto a pessoa usa ou como fazê-la parar.</w:t>
+      </w:r>
+    </w:p>
+    <w:p>
+      <w:pPr>
+        <w:spacing w:after="140"/>
+      </w:pPr>
+      <w:r>
+        <w:rPr>
+          <w:rFonts w:ascii="Calibri" w:cs="Calibri" w:eastAsia="Calibri" w:hAnsi="Calibri"/>
+          <w:sz w:val="24"/>
+          <w:szCs w:val="24"/>
+        </w:rPr>
+        <w:t xml:space="preserve">Procurem compreender o que acontece antes, o que esse comportamento oferece ou ajuda a afastar, quais prejuízos produz e o que precisará ser construído para que outra resposta se torne possível.</w:t>
       </w:r>
     </w:p>
     <w:p>
@@ -818,7 +824,7 @@
     </w:p>
     <w:p>
       <w:pPr>
-        <w:spacing w:after="160"/>
+        <w:spacing w:after="140"/>
       </w:pPr>
       <w:r>
         <w:rPr>
@@ -831,15 +837,15 @@
     </w:p>
     <w:p>
       <w:pPr>
-        <w:spacing w:after="160"/>
-      </w:pPr>
-      <w:r>
-        <w:rPr>
-          <w:rFonts w:ascii="Calibri" w:cs="Calibri" w:eastAsia="Calibri" w:hAnsi="Calibri"/>
-          <w:sz w:val="24"/>
-          <w:szCs w:val="24"/>
-        </w:rPr>
-        <w:t xml:space="preserve">Por trás dele, podem existir uma história de reforçamento, sofrimento, necessidades não atendidas e recursos que ainda não foram construídos.</w:t>
+        <w:spacing w:after="140"/>
+      </w:pPr>
+      <w:r>
+        <w:rPr>
+          <w:rFonts w:ascii="Calibri" w:cs="Calibri" w:eastAsia="Calibri" w:hAnsi="Calibri"/>
+          <w:sz w:val="24"/>
+          <w:szCs w:val="24"/>
+        </w:rPr>
+        <w:t xml:space="preserve">Por trás dele, pode haver uma história de reforçamento, experiências de sofrimento, necessidades não atendidas e recursos que ainda não foram construídos.</w:t>
       </w:r>
     </w:p>
     <w:p>
@@ -860,7 +866,7 @@
     </w:p>
     <w:p>
       <w:pPr>
-        <w:spacing w:after="160"/>
+        <w:spacing w:after="140"/>
       </w:pPr>
       <w:r>
         <w:rPr>
@@ -873,7 +879,7 @@
     </w:p>
     <w:p>
       <w:pPr>
-        <w:spacing w:after="160"/>
+        <w:spacing w:after="140"/>
       </w:pPr>
       <w:r>
         <w:rPr>
@@ -902,7 +908,7 @@
     </w:p>
     <w:p>
       <w:pPr>
-        <w:spacing w:after="160"/>
+        <w:spacing w:after="140"/>
       </w:pPr>
       <w:r>
         <w:rPr>
